--- a/exports/predict.docx
+++ b/exports/predict.docx
@@ -7,7 +7,7 @@
         <w:pStyle w:val="Heading1"/>
       </w:pPr>
       <w:r>
-        <w:t xml:space="preserve">Takeaways</w:t>
+        <w:t xml:space="preserve">Take-aways</w:t>
       </w:r>
     </w:p>
     <w:p>
@@ -16,6 +16,14 @@
       </w:pPr>
       <w:r>
         <w:t xml:space="preserve">Vance Russell</w:t>
+      </w:r>
+    </w:p>
+    <w:p>
+      <w:pPr>
+        <w:pStyle w:val="Heading2"/>
+      </w:pPr>
+      <w:r>
+        <w:t xml:space="preserve">Take-aways</w:t>
       </w:r>
     </w:p>
     <w:p>
@@ -23,7 +31,7 @@
         <w:pStyle w:val="ListParagraph"/>
         <w:numPr>
           <w:ilvl w:val="0"/>
-          <w:numId w:val="5"/>
+          <w:numId w:val="12"/>
         </w:numPr>
       </w:pPr>
       <w:r>
@@ -31,374 +39,10 @@
           <w:b/>
           <w:bCs/>
         </w:rPr>
-        <w:t xml:space="preserve">Fire-adapted forests</w:t>
-      </w:r>
-      <w:r>
-        <w:t xml:space="preserve"> are experiencing widespread stress, mortality, and megafires as a result of a century of fire suppression. Suppression has led to excessive fuel buildup and unnaturally dense forests, with too many trees competing for limited water and nutrients.</w:t>
-      </w:r>
-    </w:p>
-    <w:p>
-      <w:pPr>
-        <w:pStyle w:val="Heading2"/>
-      </w:pPr>
-      <w:r>
-        <w:t xml:space="preserve">Background</w:t>
-      </w:r>
-    </w:p>
-    <w:p>
-      <w:pPr>
-        <w:pStyle w:val="Heading3"/>
-      </w:pPr>
-      <w:r>
-        <w:t xml:space="preserve">Burning &amp; air quality</w:t>
-      </w:r>
-    </w:p>
-    <w:p>
-      <w:r>
-        <w:t xml:space="preserve">We acknowledge that older biomass plants were dirty, but modern regulations, controls, and siting are helping to mitigate that issue. These and environmental justice impacts from siting facilities in disadvantaged communities can and should be further strengthened with strong CEQA and other environmental policies. Nevertheless, poor air quality and greenhouse gas emissions from wildfires dwarf regulated point sources. The nearly million-acre Dixie fire, California’s second-largest wildfire, emitted 37 million tonnes of CO</w:t>
-      </w:r>
-      <w:r>
-        <w:rPr>
-          <w:vertAlign w:val="subscript"/>
-        </w:rPr>
-        <w:t xml:space="preserve">2e</w:t>
-      </w:r>
-      <w:r>
-        <w:t xml:space="preserve"> or the equivalent emissions from electricity consumption of nearly 5 million households </w:t>
-      </w:r>
-      <w:r>
-        <w:t xml:space="preserve">(</w:t>
-      </w:r>
-      <w:r>
-        <w:t xml:space="preserve">Baldassare, 2024</w:t>
-      </w:r>
-      <w:r>
-        <w:t xml:space="preserve">)</w:t>
-      </w:r>
-      <w:r>
-        <w:t xml:space="preserve">. In 2020, wildfires emitted 127 million tons of CO</w:t>
-      </w:r>
-      <w:r>
-        <w:rPr>
-          <w:vertAlign w:val="subscript"/>
-        </w:rPr>
-        <w:t xml:space="preserve">2e</w:t>
-      </w:r>
-      <w:r>
-        <w:t xml:space="preserve">, nearly twice California’s total greenhouse gas emissions reductions achieved since 2003 </w:t>
-      </w:r>
-      <w:r>
-        <w:t xml:space="preserve">(</w:t>
-      </w:r>
-      <w:r>
-        <w:t xml:space="preserve">Jerrett </w:t>
-      </w:r>
-      <w:r>
-        <w:rPr>
-          <w:i/>
-          <w:iCs/>
-        </w:rPr>
-        <w:t xml:space="preserve">et al.</w:t>
-      </w:r>
-      <w:r>
-        <w:t xml:space="preserve">, 2022</w:t>
-      </w:r>
-      <w:r>
-        <w:t xml:space="preserve">)</w:t>
-      </w:r>
-      <w:r>
-        <w:t xml:space="preserve">.</w:t>
-      </w:r>
-    </w:p>
-    <w:p>
-      <w:r>
-        <w:t xml:space="preserve">Wolf suggests leaving biomass residues in the forest. Masticating on site, lopping and pilling, or removing residue to landings has long been practiced at thinning sites. But the accumulation of materials is overwhelming. A study showed that there are approximately 150,000 acres of piles representing 1,000,000 tons, with 78% of these materials on public lands </w:t>
-      </w:r>
-      <w:r>
-        <w:t xml:space="preserve">(</w:t>
-      </w:r>
-      <w:r>
-        <w:t xml:space="preserve">Darlington </w:t>
-      </w:r>
-      <w:r>
-        <w:rPr>
-          <w:i/>
-          <w:iCs/>
-        </w:rPr>
-        <w:t xml:space="preserve">et al.</w:t>
-      </w:r>
-      <w:r>
-        <w:t xml:space="preserve">, 2023</w:t>
-      </w:r>
-      <w:r>
-        <w:t xml:space="preserve">)</w:t>
-      </w:r>
-      <w:r>
-        <w:t xml:space="preserve">.</w:t>
-      </w:r>
-      <w:r>
-        <w:rPr>
-          <w:rStyle w:val="FootnoteReference"/>
-        </w:rPr>
-        <w:footnoteReference w:id="2"/>
-      </w:r>
-      <w:r>
-        <w:t xml:space="preserve"> Even disposing of those piles by burning is an episodic, unregulated process that would be much more harmful than utilization in long-term wood products or burning at a facility.</w:t>
-      </w:r>
-    </w:p>
-    <w:p>
-      <w:r>
-        <w:t xml:space="preserve">idize supply, biomass is a waste product. When we subsidize demand, biomass is a value proposition. (Clarke Stevenson, personal communication, 2026)</w:t>
-      </w:r>
-    </w:p>
-    <w:p>
-      <w:r>
-        <w:t xml:space="preserve">Large-scale forest treatments inevitably generate substantial volumes of woody material. From an economic standpoint, this material is not optional; it is an unavoidable byproduct of necessary restoration. If it is left in place, piled, or masticated, wildfire risk is often shifted rather than reduced, and carbon is released through decay or open burning without benefit. That biomass must go somewhere. Deliberate utilization converts an unavoidable cost into a managed material flow that supports risk reduction rather than undermining it.</w:t>
-      </w:r>
-    </w:p>
-    <w:p>
-      <w:r>
-        <w:t xml:space="preserve">Another longer-term economic value is often undercounted: carbon storage and avoided emissions. Using forest biomass in longer-lived products such as mass timber, engineered wood, or biochar effectively sequesters carbon that would otherwise be released through wildfire or decomposition, while simultaneously displacing more emissions-intensive materials. Modeling studies show that treated forest scenarios can result in greater total carbon storage over time despite substantially lower tree densities, due to reduced wildfire emissions and increased growth of large trees </w:t>
-      </w:r>
-      <w:r>
-        <w:t xml:space="preserve">(</w:t>
-      </w:r>
-      <w:r>
-        <w:t xml:space="preserve">Elias </w:t>
-      </w:r>
-      <w:r>
-        <w:rPr>
-          <w:i/>
-          <w:iCs/>
-        </w:rPr>
-        <w:t xml:space="preserve">et al.</w:t>
-      </w:r>
-      <w:r>
-        <w:t xml:space="preserve">, 2025</w:t>
-      </w:r>
-      <w:r>
-        <w:t xml:space="preserve">; </w:t>
-      </w:r>
-      <w:r>
-        <w:t xml:space="preserve">Delyser </w:t>
-      </w:r>
-      <w:r>
-        <w:rPr>
-          <w:i/>
-          <w:iCs/>
-        </w:rPr>
-        <w:t xml:space="preserve">et al.</w:t>
-      </w:r>
-      <w:r>
-        <w:t xml:space="preserve">, 2025</w:t>
-      </w:r>
-      <w:r>
-        <w:t xml:space="preserve">)</w:t>
-      </w:r>
-      <w:r>
-        <w:t xml:space="preserve">.</w:t>
-      </w:r>
-    </w:p>
-    <w:p>
-      <w:pPr>
-        <w:pStyle w:val="Heading2"/>
-      </w:pPr>
-      <w:r>
-        <w:t xml:space="preserve">Wildfire disinformation</w:t>
-      </w:r>
-    </w:p>
-    <w:p>
-      <w:r>
-        <w:t xml:space="preserve">As with climate change, misinformation about wildfire, forests, and logging has increasingly shaped public understanding and policy debates </w:t>
-      </w:r>
-      <w:r>
-        <w:t xml:space="preserve">(</w:t>
-      </w:r>
-      <w:r>
-        <w:t xml:space="preserve">Jones </w:t>
-      </w:r>
-      <w:r>
-        <w:rPr>
-          <w:i/>
-          <w:iCs/>
-        </w:rPr>
-        <w:t xml:space="preserve">et al.</w:t>
-      </w:r>
-      <w:r>
-        <w:t xml:space="preserve">, 2022</w:t>
-      </w:r>
-      <w:r>
-        <w:t xml:space="preserve">)</w:t>
-      </w:r>
-      <w:r>
-        <w:t xml:space="preserve">. In California, this misinformation is often reinforced by deeply ingrained visual and cultural assumptions about what a healthy forest looks like. Many people implicitly picture dense, closed-canopy forests modeled on the eastern United States, northern Europe, or England, landscapes that evolved under very different climatic and ecological conditions.</w:t>
-      </w:r>
-    </w:p>
-    <w:p>
-      <w:r>
-        <w:t xml:space="preserve">California’s forests exist largely within a Mediterranean climate, characterized by wet winters and long, hot, dry summers. These conditions favor fire-adapted ecosystems rather than the dense, moisture-rich forests common in temperate eastern regions. When forest health is judged using the wrong ecological reference point, fire-adapted landscapes can be misdiagnosed as degraded or overmanaged, while overly dense stands are mistakenly viewed as natural or desirable.</w:t>
-      </w:r>
-    </w:p>
-    <w:p>
-      <w:r>
-        <w:t xml:space="preserve">These misconceptions shape how wildfire risk is interpreted and how solutions are evaluated. Simplified narratives, such as the claim that destructive fires are primarily a shrubland phenomenon, further obscure the reality that California’s most damaging fires occur across mixed landscapes that include forests, shrublands, and the wildland–urban interface. When wildfire ecology is misunderstood in this way, forest management and biomass utilization are often framed as unnecessary or harmful rather than as responses to a misaligned, historically altered system.</w:t>
-      </w:r>
-    </w:p>
-    <w:p>
-      <w:r>
-        <w:t xml:space="preserve">Wildfire disinformation matters not only because it is inaccurate and undermines accepted science, but because it drives policy choices that fail to address the underlying causes of high-severity fire in a fire-adapted landscape </w:t>
-      </w:r>
-      <w:r>
-        <w:t xml:space="preserve">(</w:t>
-      </w:r>
-      <w:r>
-        <w:t xml:space="preserve">Cook, 2020</w:t>
-      </w:r>
-      <w:r>
-        <w:t xml:space="preserve">)</w:t>
-      </w:r>
-      <w:r>
-        <w:t xml:space="preserve">.</w:t>
-      </w:r>
-    </w:p>
-    <w:p>
-      <w:pPr>
-        <w:pStyle w:val="Heading3"/>
-      </w:pPr>
-      <w:r>
-        <w:t xml:space="preserve">Fire-adapted forests &amp; cultural fire</w:t>
-      </w:r>
-    </w:p>
-    <w:p>
-      <w:r>
-        <w:t xml:space="preserve">A growing body of ecological research, supported by historical records and Indigenous knowledge, makes clear that most of California’s landscapes burned regularly prior to Euro-American settlement. From the coast to the Sierra Nevada and beyond, fire occurred on highly variable but frequent cycles, often on the order of five to fifteen years, depending on vegetation type, elevation, and local climate. Fire was not an anomaly in these systems; it was essential to their function.</w:t>
-      </w:r>
-    </w:p>
-    <w:p>
-      <w:r>
-        <w:t xml:space="preserve">Indigenous peoples actively shaped these fire regimes through intentional burning, now commonly referred to as cultural burning. These practices did not simply mimic lightning ignitions but actively guided fire to support food systems, medicinal plants, wildlife habitat, travel corridors, and sacred landscapes. Cultural burning worked in concert with natural fire to sustain open, patchy forests, interspersed meadows, and diverse age structures, supporting high levels of biodiversity and resilience.</w:t>
-      </w:r>
-    </w:p>
-    <w:p>
-      <w:r>
-        <w:t xml:space="preserve">Decades of fire science align closely with this knowledge. Prior to widespread fire suppression, western forests tended to have larger trees, lower overall density, and greater structural heterogeneity </w:t>
-      </w:r>
-      <w:r>
-        <w:t xml:space="preserve">(</w:t>
-      </w:r>
-      <w:r>
-        <w:t xml:space="preserve">North </w:t>
-      </w:r>
-      <w:r>
-        <w:rPr>
-          <w:i/>
-          <w:iCs/>
-        </w:rPr>
-        <w:t xml:space="preserve">et al.</w:t>
-      </w:r>
-      <w:r>
-        <w:t xml:space="preserve">, 2009</w:t>
-      </w:r>
-      <w:r>
-        <w:t xml:space="preserve">; </w:t>
-      </w:r>
-      <w:r>
-        <w:t xml:space="preserve">Stephens </w:t>
-      </w:r>
-      <w:r>
-        <w:rPr>
-          <w:i/>
-          <w:iCs/>
-        </w:rPr>
-        <w:t xml:space="preserve">et al.</w:t>
-      </w:r>
-      <w:r>
-        <w:t xml:space="preserve">, 2007</w:t>
-      </w:r>
-      <w:r>
-        <w:t xml:space="preserve">)</w:t>
-      </w:r>
-      <w:r>
-        <w:t xml:space="preserve">. The removal of frequent, low- to moderate-severity fire disrupted these systems, allowing fuels to accumulate and forest structure to shift far beyond historical and ecological norms.</w:t>
-      </w:r>
-    </w:p>
-    <w:p>
-      <w:pPr>
-        <w:pStyle w:val="Heading3"/>
-      </w:pPr>
-      <w:r>
-        <w:t xml:space="preserve">Fire suppression</w:t>
-      </w:r>
-    </w:p>
-    <w:p>
-      <w:r>
-        <w:t xml:space="preserve">The transition from frequent, smaller fires to the large, high-severity wildfires of today is not a natural evolution but the result of more than a century of fire suppression </w:t>
-      </w:r>
-      <w:r>
-        <w:t xml:space="preserve">(</w:t>
-      </w:r>
-      <w:r>
-        <w:t xml:space="preserve">Collins </w:t>
-      </w:r>
-      <w:r>
-        <w:rPr>
-          <w:i/>
-          <w:iCs/>
-        </w:rPr>
-        <w:t xml:space="preserve">et al.</w:t>
-      </w:r>
-      <w:r>
-        <w:t xml:space="preserve">, 2017</w:t>
-      </w:r>
-      <w:r>
-        <w:t xml:space="preserve">; </w:t>
-      </w:r>
-      <w:r>
-        <w:t xml:space="preserve">Peery </w:t>
-      </w:r>
-      <w:r>
-        <w:rPr>
-          <w:i/>
-          <w:iCs/>
-        </w:rPr>
-        <w:t xml:space="preserve">et al.</w:t>
-      </w:r>
-      <w:r>
-        <w:t xml:space="preserve">, 2019</w:t>
-      </w:r>
-      <w:r>
-        <w:t xml:space="preserve">)</w:t>
-      </w:r>
-      <w:r>
-        <w:t xml:space="preserve">. Historically, regular fire functioned as an active form of landscape management. It improved tree health by reducing competition, clearing understory fuels, removing dead or weakened vegetation, and opening the forest canopy to sunlight. These processes reduced water stress, improved nutrient cycling, and supported the development of meadows and open patches that acted as natural fire breaks.</w:t>
-      </w:r>
-    </w:p>
-    <w:p>
-      <w:r>
-        <w:t xml:space="preserve">Frequent fire also interacts with hydrology. By reducing excessive tree density, fire helped balance water demand with available moisture, supporting smaller, localized water cycles and maintaining soil and vegetation health. In these landscapes, most fires burned at lower intensity and often self-extinguished as they encountered patchy fuels and open areas. Large, stand-replacing fires were relatively rare.</w:t>
-      </w:r>
-    </w:p>
-    <w:p>
-      <w:r>
-        <w:t xml:space="preserve">Fire suppression reversed these dynamics. Forests became denser and more uniform, fuels accumulated continuously across large areas, and the patchiness that once limited fire spread was lost. Under modern climate conditions, this produced fires that burn hotter, spread farther, and cause far greater ecological and social damage than the frequent fires they replaced.</w:t>
-      </w:r>
-    </w:p>
-    <w:p>
-      <w:r>
-        <w:t xml:space="preserve">Restoring fire-adapted landscapes, therefore, requires reintroducing fire as a management tool, alongside thinning and other treatments that help re-establish appropriate structure. In the near term, this process generates large volumes of forest residuals. Biomass utilization does not drive this work; rather, it emerges from it as a practical necessity. Over time, as landscapes regain balance and fire resumes its ecological role, the need for intensive intervention and large-scale biomass handling can and should decline.</w:t>
-      </w:r>
-    </w:p>
-    <w:p>
-      <w:pPr>
-        <w:pStyle w:val="Heading2"/>
-      </w:pPr>
-      <w:r>
-        <w:t xml:space="preserve">Solutions</w:t>
-      </w:r>
-    </w:p>
-    <w:p>
-      <w:r>
-        <w:t xml:space="preserve">Returning to the mantra burn, bury, build, we recommend that all biomass utilization solutions incorporate the highest and best uses of forest product pathways. Moving forward, several integrated pathways can support forest health and biomass utilization:</w:t>
+        <w:t xml:space="preserve">Enabling condition</w:t>
+      </w:r>
+      <w:r>
+        <w:t xml:space="preserve">. Climate, wildfire, and forest service restructuring are combining to make 2026 a potentially bad year for wildfires.</w:t>
       </w:r>
     </w:p>
     <w:p>
@@ -406,7 +50,7 @@
         <w:pStyle w:val="ListParagraph"/>
         <w:numPr>
           <w:ilvl w:val="0"/>
-          <w:numId w:val="6"/>
+          <w:numId w:val="12"/>
         </w:numPr>
       </w:pPr>
       <w:r>
@@ -414,65 +58,86 @@
           <w:b/>
           <w:bCs/>
         </w:rPr>
-        <w:t xml:space="preserve">Climate adaptation and biomass integration</w:t>
-      </w:r>
-      <w:r>
-        <w:t xml:space="preserve">. Rapid scaling of forest health treatments, including thinning and prescribed fire, is critical to maintaining forest resilience in a warming climate </w:t>
+        <w:t xml:space="preserve">Pockets of infrequently burned and high crown fire probability</w:t>
+      </w:r>
+      <w:r>
+        <w:t xml:space="preserve"> may point to where especially damaging fires may occur.</w:t>
+      </w:r>
+    </w:p>
+    <w:p>
+      <w:pPr>
+        <w:pStyle w:val="ListParagraph"/>
+        <w:numPr>
+          <w:ilvl w:val="0"/>
+          <w:numId w:val="12"/>
+        </w:numPr>
+      </w:pPr>
+      <w:r>
+        <w:rPr>
+          <w:b/>
+          <w:bCs/>
+        </w:rPr>
+        <w:t xml:space="preserve">Continuing to increase the pace and scale of forest health restoration</w:t>
+      </w:r>
+      <w:r>
+        <w:t xml:space="preserve"> will increase forest resilience and resistance to disturbance, especially wildfire.</w:t>
+      </w:r>
+    </w:p>
+    <w:p>
+      <w:pPr>
+        <w:pStyle w:val="Heading1"/>
+      </w:pPr>
+      <w:r>
+        <w:t xml:space="preserve">Background</w:t>
+      </w:r>
+    </w:p>
+    <w:p>
+      <w:pPr>
+        <w:pStyle w:val="IntenseQuote"/>
+      </w:pPr>
+      <w:r>
+        <w:t xml:space="preserve">“Wildfire season is fast approaching, and with low snowpack, dry conditions, and soaring temperatures across the U.S., experts are warning that 2026 may be one of the worst on record. Combine those extreme conditions with massive restructuring at the U.S. Forest Service (USFS), and the result is a powder keg for federal wildland firefighters.” </w:t>
+      </w:r>
+      <w:r>
+        <w:t xml:space="preserve">Clarke (2026)</w:t>
+      </w:r>
+    </w:p>
+    <w:p>
+      <w:r>
+        <w:t xml:space="preserve">The 2026 wildfire season is shaping up to be one of the most severe in recent U.S. history, driven by a convergence of extreme climatic and institutional factors. A record-low snowpack across the West — California’s measuring just 14–18% of average — combined with early-season heat and drought across 61% of the continental U.S. has created abundant, desiccated fuels primed to burn </w:t>
       </w:r>
       <w:r>
         <w:t xml:space="preserve">(</w:t>
       </w:r>
       <w:r>
-        <w:t xml:space="preserve">Delyser </w:t>
-      </w:r>
-      <w:r>
-        <w:rPr>
-          <w:i/>
-          <w:iCs/>
-        </w:rPr>
-        <w:t xml:space="preserve">et al.</w:t>
-      </w:r>
-      <w:r>
-        <w:t xml:space="preserve">, 2025</w:t>
+        <w:t xml:space="preserve">Becker, 2026</w:t>
+      </w:r>
+      <w:r>
+        <w:t xml:space="preserve">; </w:t>
+      </w:r>
+      <w:r>
+        <w:t xml:space="preserve">Spanger-Siegfried, 2026</w:t>
       </w:r>
       <w:r>
         <w:t xml:space="preserve">)</w:t>
       </w:r>
       <w:r>
-        <w:t xml:space="preserve">. Policies that align forest treatments, biomass utilization, climate goals, and greenhouse gas reduction can reduce wildfire risk while ensuring that utilization infrastructure supports, rather than distorts, restoration outcomes.</w:t>
-      </w:r>
-    </w:p>
-    <w:p>
-      <w:pPr>
-        <w:pStyle w:val="Heading2"/>
-      </w:pPr>
-      <w:r>
-        <w:t xml:space="preserve">Conclusion</w:t>
-      </w:r>
-    </w:p>
-    <w:p>
-      <w:r>
-        <w:t xml:space="preserve">Taken together, these pathways point toward a future in which California’s forests are once again shaped by frequent, beneficial fire rather than catastrophic megafires. Biomass utilization plays a supporting role in this transition, helping to manage the legacy of fire suppression while landscapes are brought back into balance. The long-term goal is not perpetual intervention, but the restoration of living systems capable of sustaining themselves through wise, adaptive stewardship.</w:t>
-      </w:r>
-    </w:p>
-    <w:p>
-      <w:pPr>
-        <w:pStyle w:val="Heading2"/>
-      </w:pPr>
-      <w:r>
-        <w:t xml:space="preserve">References</w:t>
-      </w:r>
-    </w:p>
-    <w:p>
-      <w:r>
-        <w:t xml:space="preserve">Baldassare, D. (2024). </w:t>
-      </w:r>
-      <w:r>
-        <w:rPr>
-          <w:i/>
-          <w:iCs/>
-        </w:rPr>
-        <w:t xml:space="preserve">North Fork Forest Recovery Project Carbon Effects Report</w:t>
+        <w:t xml:space="preserve">. Already through April, over 1.8 million acres have burned (194% above the 10-year average), and AccuWeather projects 5.5 to 8 million acres could burn by year’s end </w:t>
+      </w:r>
+      <w:r>
+        <w:t xml:space="preserve">(</w:t>
+      </w:r>
+      <w:r>
+        <w:t xml:space="preserve">Clarke, 2026</w:t>
+      </w:r>
+      <w:r>
+        <w:t xml:space="preserve">; </w:t>
+      </w:r>
+      <w:r>
+        <w:t xml:space="preserve">Lada, 2026</w:t>
+      </w:r>
+      <w:r>
+        <w:t xml:space="preserve">)</w:t>
       </w:r>
       <w:r>
         <w:t xml:space="preserve">.</w:t>
@@ -480,283 +145,671 @@
     </w:p>
     <w:p>
       <w:r>
-        <w:t xml:space="preserve">Collins, B. M., Fry, D. L., Lydersen, J. M., Everett, R., &amp; Stephens, S. L. (2017). Impacts of different land management histories on forest change. </w:t>
-      </w:r>
-      <w:r>
-        <w:rPr>
-          <w:i/>
-          <w:iCs/>
-        </w:rPr>
-        <w:t xml:space="preserve">Ecological Applications</w:t>
-      </w:r>
-      <w:r>
-        <w:t xml:space="preserve">, </w:t>
-      </w:r>
-      <w:r>
-        <w:rPr>
-          <w:i/>
-          <w:iCs/>
-        </w:rPr>
-        <w:t xml:space="preserve">27</w:t>
-      </w:r>
-      <w:r>
-        <w:t xml:space="preserve">(8), 2475–2486. </w:t>
-      </w:r>
-      <w:hyperlink w:history="1" r:id="rIde5kt17iim2zztztpho1dv">
+        <w:t xml:space="preserve">Compounding the environmental conditions, the U.S. Forest Service lost 16% of its workforce in 2025 and is undergoing a major restructuring that critics warn erodes firefighting support capacity </w:t>
+      </w:r>
+      <w:r>
+        <w:t xml:space="preserve">(</w:t>
+      </w:r>
+      <w:r>
+        <w:t xml:space="preserve">Simlot, 2026</w:t>
+      </w:r>
+      <w:r>
+        <w:t xml:space="preserve">; </w:t>
+      </w:r>
+      <w:r>
+        <w:t xml:space="preserve">Clarke, 2026</w:t>
+      </w:r>
+      <w:r>
+        <w:t xml:space="preserve">)</w:t>
+      </w:r>
+      <w:r>
+        <w:t xml:space="preserve">. Meanwhile, the newly formed U.S. Wildland Fire Service is racing to bring on aircraft and crews early, though experts caution that the administration’s focus on suppression over prevention may leave the country underprepared </w:t>
+      </w:r>
+      <w:r>
+        <w:t xml:space="preserve">(</w:t>
+      </w:r>
+      <w:r>
+        <w:t xml:space="preserve">Larson, 2026</w:t>
+      </w:r>
+      <w:r>
+        <w:t xml:space="preserve">)</w:t>
+      </w:r>
+      <w:r>
+        <w:t xml:space="preserve">. Together, these factors point to a “fire year” rather than a seasonal threat, demanding urgent policy and operational responses </w:t>
+      </w:r>
+      <w:r>
+        <w:t xml:space="preserve">(</w:t>
+      </w:r>
+      <w:r>
+        <w:t xml:space="preserve">KPBS, 2026</w:t>
+      </w:r>
+      <w:r>
+        <w:t xml:space="preserve">)</w:t>
+      </w:r>
+      <w:r>
+        <w:t xml:space="preserve">.</w:t>
+      </w:r>
+    </w:p>
+    <w:p>
+      <w:r>
+        <w:t xml:space="preserve">But then again every year seems to get a dire wildfire prediction. Is this media hype, climate reality, or does the data help sort out science from fiction? Let’s take a closer look.</w:t>
+      </w:r>
+    </w:p>
+    <w:p>
+      <w:pPr>
+        <w:pStyle w:val="Heading1"/>
+      </w:pPr>
+      <w:r>
+        <w:t xml:space="preserve">Predictive mapping</w:t>
+      </w:r>
+    </w:p>
+    <w:p>
+      <w:r>
+        <w:t xml:space="preserve">Generally, examining wildfire probability or history datasets of California, it can be hard to decipher the dominant oranges or reds from anything else. </w:t>
+      </w:r>
+      <w:r>
+        <w:t xml:space="preserve">Figure </w:t>
+      </w:r>
+      <w:r>
+        <w:t xml:space="preserve">1</w:t>
+      </w:r>
+      <w:r>
+        <w:t xml:space="preserve"> shows all wildfires greater than 5,000 acres (2,023 hectares) since 2010 </w:t>
+      </w:r>
+      <w:r>
+        <w:t xml:space="preserve">(</w:t>
+      </w:r>
+      <w:r>
+        <w:t xml:space="preserve">FRAP, 2025</w:t>
+      </w:r>
+      <w:r>
+        <w:t xml:space="preserve">)</w:t>
+      </w:r>
+      <w:r>
+        <w:t xml:space="preserve">. Again, the map mostly looks orange, but if we zoom into key areas where forest occur, there are some spot where there haven’t been large fires since 2010 such as northwestern Shasta County or Nevada and Sierra Counties.</w:t>
+      </w:r>
+    </w:p>
+    <w:p>
+      <w:r>
+        <w:t xml:space="preserve">There is an especially large donut hole where there have not been large fires in the Sierra/Nevada and NE corner of Yuba county region for some time, really the only spot in the Sierra like this, except for Yosemite National Park where there’s been a strong forest health and prescribed fire program for some time.</w:t>
+      </w:r>
+    </w:p>
+    <w:p>
+      <w:pPr>
+        <w:jc w:val="center"/>
+      </w:pPr>
+      <w:r>
+        <w:drawing>
+          <wp:inline distT="0" distB="0" distL="0" distR="0">
+            <wp:extent cx="4000500" cy="5177118"/>
+            <wp:effectExtent b="0" l="0" r="0" t="0"/>
+            <wp:docPr id="7" name="" descr="" title=""/>
+            <wp:cNvGraphicFramePr>
+              <a:graphicFrameLocks xmlns:a="http://schemas.openxmlformats.org/drawingml/2006/main" noChangeAspect="1"/>
+            </wp:cNvGraphicFramePr>
+            <a:graphic xmlns:a="http://schemas.openxmlformats.org/drawingml/2006/main">
+              <a:graphicData uri="http://schemas.openxmlformats.org/drawingml/2006/picture">
+                <pic:pic xmlns:pic="http://schemas.openxmlformats.org/drawingml/2006/picture">
+                  <pic:nvPicPr>
+                    <pic:cNvPr id="0" name="" descr=""/>
+                    <pic:cNvPicPr>
+                      <a:picLocks noChangeAspect="1" noChangeArrowheads="1"/>
+                    </pic:cNvPicPr>
+                  </pic:nvPicPr>
+                  <pic:blipFill>
+                    <a:blip r:embed="rId7" cstate="none"/>
+                    <a:srcRect/>
+                    <a:stretch>
+                      <a:fillRect/>
+                    </a:stretch>
+                  </pic:blipFill>
+                  <pic:spPr bwMode="auto">
+                    <a:xfrm>
+                      <a:off x="0" y="0"/>
+                      <a:ext cx="4000500" cy="5177118"/>
+                    </a:xfrm>
+                    <a:prstGeom prst="rect">
+                      <a:avLst/>
+                    </a:prstGeom>
+                  </pic:spPr>
+                </pic:pic>
+              </a:graphicData>
+            </a:graphic>
+          </wp:inline>
+        </w:drawing>
+      </w:r>
+    </w:p>
+    <w:p>
+      <w:pPr>
+        <w:pStyle w:val="Caption"/>
+      </w:pPr>
+      <w:r>
+        <w:rPr>
+          <w:b/>
+          <w:bCs/>
+        </w:rPr>
+        <w:t xml:space="preserve">Figure </w:t>
+      </w:r>
+      <w:r>
+        <w:rPr>
+          <w:b/>
+          <w:bCs/>
+        </w:rPr>
+        <w:t xml:space="preserve">1</w:t>
+      </w:r>
+      <w:r>
+        <w:rPr>
+          <w:b/>
+          <w:bCs/>
+        </w:rPr>
+        <w:t xml:space="preserve">:</w:t>
+      </w:r>
+      <w:r>
+        <w:t xml:space="preserve"> </w:t>
+      </w:r>
+      <w:r>
+        <w:t xml:space="preserve">Fire perimeters &gt;5,000 acres since 2010 showing insets for Shasta County (above) and Sierra/Nevada Counties (below) where fewer large wildfires have occurred </w:t>
+      </w:r>
+      <w:r>
+        <w:t xml:space="preserve">(</w:t>
+      </w:r>
+      <w:r>
+        <w:t xml:space="preserve">FRAP, 2025</w:t>
+      </w:r>
+      <w:r>
+        <w:t xml:space="preserve">; </w:t>
+      </w:r>
+      <w:r>
+        <w:t xml:space="preserve">Landfire, 2023</w:t>
+      </w:r>
+      <w:r>
+        <w:t xml:space="preserve">)</w:t>
+      </w:r>
+      <w:r>
+        <w:t xml:space="preserve">. Map by </w:t>
+      </w:r>
+      <w:hyperlink w:history="1" r:id="rIdzxdnnvietv7x2l61vq5uh">
         <w:r>
           <w:rPr>
             <w:rStyle w:val="Hyperlink"/>
           </w:rPr>
-          <w:t xml:space="preserve">10.1002/eap.1622</w:t>
+          <w:t xml:space="preserve">3point.xyz</w:t>
         </w:r>
       </w:hyperlink>
-    </w:p>
-    <w:p>
-      <w:r>
-        <w:t xml:space="preserve">Cook, J. (2020). Deconstructing climate science denial. In </w:t>
-      </w:r>
-      <w:r>
-        <w:rPr>
-          <w:i/>
-          <w:iCs/>
-        </w:rPr>
-        <w:t xml:space="preserve">Research Handbook on Communicating Climate Change</w:t>
-      </w:r>
-      <w:r>
-        <w:t xml:space="preserve">. Edward Elgar Publishing. </w:t>
-      </w:r>
-      <w:hyperlink w:history="1" r:id="rIdn8zxamd8ryrrp3fe1r_ib">
+      <w:r>
+        <w:t xml:space="preserve">.</w:t>
+      </w:r>
+    </w:p>
+    <w:p>
+      <w:r>
+        <w:t xml:space="preserve">We then looked at the probability of fires occurring in these areas. </w:t>
+      </w:r>
+      <w:r>
+        <w:t xml:space="preserve">Figure </w:t>
+      </w:r>
+      <w:r>
+        <w:t xml:space="preserve">2</w:t>
+      </w:r>
+      <w:r>
+        <w:t xml:space="preserve"> shows the mean crown fire probability </w:t>
+      </w:r>
+      <w:r>
+        <w:t xml:space="preserve">(</w:t>
+      </w:r>
+      <w:r>
+        <w:t xml:space="preserve">Pyrologix, 2025</w:t>
+      </w:r>
+      <w:r>
+        <w:t xml:space="preserve">)</w:t>
+      </w:r>
+      <w:r>
+        <w:t xml:space="preserve">. The values represent the likelihood of experiencing group torching (mid- to high-grade passive crown fire) or sustained canopy spread or active crown fire if a wildfire occurs. The data was joined to transverse hexagons 4,000 hectares (9,884 acres) in size and calculating the mean probability within each hexagon.</w:t>
+      </w:r>
+    </w:p>
+    <w:p>
+      <w:pPr>
+        <w:jc w:val="center"/>
+      </w:pPr>
+      <w:r>
+        <w:drawing>
+          <wp:inline distT="0" distB="0" distL="0" distR="0">
+            <wp:extent cx="4000500" cy="3826565"/>
+            <wp:effectExtent b="0" l="0" r="0" t="0"/>
+            <wp:docPr id="8" name="" descr="" title=""/>
+            <wp:cNvGraphicFramePr>
+              <a:graphicFrameLocks xmlns:a="http://schemas.openxmlformats.org/drawingml/2006/main" noChangeAspect="1"/>
+            </wp:cNvGraphicFramePr>
+            <a:graphic xmlns:a="http://schemas.openxmlformats.org/drawingml/2006/main">
+              <a:graphicData uri="http://schemas.openxmlformats.org/drawingml/2006/picture">
+                <pic:pic xmlns:pic="http://schemas.openxmlformats.org/drawingml/2006/picture">
+                  <pic:nvPicPr>
+                    <pic:cNvPr id="0" name="" descr=""/>
+                    <pic:cNvPicPr>
+                      <a:picLocks noChangeAspect="1" noChangeArrowheads="1"/>
+                    </pic:cNvPicPr>
+                  </pic:nvPicPr>
+                  <pic:blipFill>
+                    <a:blip r:embed="rId8" cstate="none"/>
+                    <a:srcRect/>
+                    <a:stretch>
+                      <a:fillRect/>
+                    </a:stretch>
+                  </pic:blipFill>
+                  <pic:spPr bwMode="auto">
+                    <a:xfrm>
+                      <a:off x="0" y="0"/>
+                      <a:ext cx="4000500" cy="3826565"/>
+                    </a:xfrm>
+                    <a:prstGeom prst="rect">
+                      <a:avLst/>
+                    </a:prstGeom>
+                  </pic:spPr>
+                </pic:pic>
+              </a:graphicData>
+            </a:graphic>
+          </wp:inline>
+        </w:drawing>
+      </w:r>
+    </w:p>
+    <w:p>
+      <w:pPr>
+        <w:pStyle w:val="Caption"/>
+      </w:pPr>
+      <w:r>
+        <w:rPr>
+          <w:b/>
+          <w:bCs/>
+        </w:rPr>
+        <w:t xml:space="preserve">Figure </w:t>
+      </w:r>
+      <w:r>
+        <w:rPr>
+          <w:b/>
+          <w:bCs/>
+        </w:rPr>
+        <w:t xml:space="preserve">2</w:t>
+      </w:r>
+      <w:r>
+        <w:rPr>
+          <w:b/>
+          <w:bCs/>
+        </w:rPr>
+        <w:t xml:space="preserve">:</w:t>
+      </w:r>
+      <w:r>
+        <w:t xml:space="preserve"> </w:t>
+      </w:r>
+      <w:r>
+        <w:t xml:space="preserve">Mean crown fire probability showing inset closeups in the Shasta and Sierra/Nevada County areas where high concentrations of wildfire probablity exist </w:t>
+      </w:r>
+      <w:r>
+        <w:t xml:space="preserve">(</w:t>
+      </w:r>
+      <w:r>
+        <w:t xml:space="preserve">Pyrologix, 2025</w:t>
+      </w:r>
+      <w:r>
+        <w:t xml:space="preserve">)</w:t>
+      </w:r>
+      <w:r>
+        <w:t xml:space="preserve">. Map by </w:t>
+      </w:r>
+      <w:hyperlink w:history="1" r:id="rIdkhpfg3ky_hzjiujx34bbq">
         <w:r>
           <w:rPr>
             <w:rStyle w:val="Hyperlink"/>
           </w:rPr>
-          <w:t xml:space="preserve">10.4337/9781789900408.00014</w:t>
+          <w:t xml:space="preserve">3point.xyz</w:t>
         </w:r>
       </w:hyperlink>
-    </w:p>
-    <w:p>
-      <w:r>
-        <w:t xml:space="preserve">Darlington, C., Moghaddas, Jason, &amp; Fanslow, G. (2023). </w:t>
+      <w:r>
+        <w:t xml:space="preserve">.</w:t>
+      </w:r>
+    </w:p>
+    <w:p>
+      <w:r>
+        <w:rPr>
+          <w:rFonts w:ascii="Monospace" w:cs="Monospace" w:eastAsia="Monospace" w:hAnsi="Monospace"/>
+        </w:rPr>
+        <w:t xml:space="preserve">Although there are areas of high probability for severe wildfire scattered throughout California, the two areas that lit up were in the Shasta and Sierra/Nevada County regions where multiple polygons of high probability conncted. This doesn't mean that wildfires will take place in these areas, but it does mean the likelihood is higher. In the Nevada County area, there have been concerted efforts to thin forest and create fuel breaks throughout the County. However, there are pockets, particularly in private land holdings where thinning has not taken place and many houses in the wildland urban interface have not created defensible space nor cleared pine leaves from roofs and yards.</w:t>
+      </w:r>
+    </w:p>
+    <w:p>
+      <w:r>
+        <w:rPr>
+          <w:rFonts w:ascii="Monospace" w:cs="Monospace" w:eastAsia="Monospace" w:hAnsi="Monospace"/>
+        </w:rPr>
+        <w:t xml:space="preserve"># Biodiversity &amp; Old-growth</w:t>
+      </w:r>
+    </w:p>
+    <w:p>
+      <w:r>
+        <w:rPr>
+          <w:rFonts w:ascii="Monospace" w:cs="Monospace" w:eastAsia="Monospace" w:hAnsi="Monospace"/>
+        </w:rPr>
+        <w:t xml:space="preserve">Biodiversity not high in the high risk areas</w:t>
+      </w:r>
+    </w:p>
+    <w:p>
+      <w:r>
+        <w:rPr>
+          <w:rFonts w:ascii="Monospace" w:cs="Monospace" w:eastAsia="Monospace" w:hAnsi="Monospace"/>
+        </w:rPr>
+        <w:t xml:space="preserve">For old-growth there does look like a relationship. Zonal stats or a regression to sum this and see if it is more than anecdotal.</w:t>
+      </w:r>
+    </w:p>
+    <w:p>
+      <w:r>
+        <w:rPr>
+          <w:rFonts w:ascii="Monospace" w:cs="Monospace" w:eastAsia="Monospace" w:hAnsi="Monospace"/>
+        </w:rPr>
+        <w:t xml:space="preserve">As with climate change, misinformation about wildfire, forests, and logging has increasingly shaped public understanding and policy debates [@jones]. In California, this misinformation is often reinforced by deeply ingrained visual and cultural assumptions about what a healthy forest looks like. Many people implicitly picture dense, closed-canopy forests modeled on the eastern United States, northern Europe, or England, landscapes that evolved under very different climatic and ecological conditions. </w:t>
+      </w:r>
+    </w:p>
+    <w:p>
+      <w:r>
+        <w:rPr>
+          <w:rFonts w:ascii="Monospace" w:cs="Monospace" w:eastAsia="Monospace" w:hAnsi="Monospace"/>
+        </w:rPr>
+        <w:t xml:space="preserve">California’s forests exist largely within a Mediterranean climate, characterized by wet winters and long, hot, dry summers. These conditions favor fire-adapted ecosystems rather than the dense, moisture-rich forests common in temperate eastern regions. When forest health is judged using the wrong ecological reference point, fire-adapted landscapes can be misdiagnosed as degraded or overmanaged, while overly dense stands are mistakenly viewed as natural or desirable. </w:t>
+      </w:r>
+    </w:p>
+    <w:p>
+      <w:r>
+        <w:rPr>
+          <w:rFonts w:ascii="Monospace" w:cs="Monospace" w:eastAsia="Monospace" w:hAnsi="Monospace"/>
+        </w:rPr>
+        <w:t xml:space="preserve">What happens when we examine old-growth and species diversity with fire?</w:t>
+      </w:r>
+    </w:p>
+    <w:p>
+      <w:r>
+        <w:rPr>
+          <w:rFonts w:ascii="Monospace" w:cs="Monospace" w:eastAsia="Monospace" w:hAnsi="Monospace"/>
+        </w:rPr>
+        <w:t xml:space="preserve"># Solutions</w:t>
+      </w:r>
+    </w:p>
+    <w:p>
+      <w:r>
+        <w:rPr>
+          <w:rFonts w:ascii="Monospace" w:cs="Monospace" w:eastAsia="Monospace" w:hAnsi="Monospace"/>
+        </w:rPr>
+        <w:t xml:space="preserve">Returning to the mantra burn, bury, build, we recommend that all biomass utilization solutions incorporate the highest and best uses of forest product pathways. Moving forward, several integrated pathways can support forest health and biomass utilization:</w:t>
+      </w:r>
+    </w:p>
+    <w:p>
+      <w:r>
+        <w:rPr>
+          <w:rFonts w:ascii="Monospace" w:cs="Monospace" w:eastAsia="Monospace" w:hAnsi="Monospace"/>
+        </w:rPr>
+        <w:t xml:space="preserve">1. **Treat more forested acres**. Through thinning and prescribed projects. California has been ramping up acres treated for some time now, but the pace and scale still needs to be accelerated. An element that is currently missing is infrastructure to treat biomass responsibly and sustainably.</w:t>
+      </w:r>
+    </w:p>
+    <w:p>
+      <w:r>
+        <w:rPr>
+          <w:rFonts w:ascii="Monospace" w:cs="Monospace" w:eastAsia="Monospace" w:hAnsi="Monospace"/>
+        </w:rPr>
+        <w:t xml:space="preserve">2. **Climate adaptation and biomass integration**. Rapid scaling of forest health treatments, including thinning and prescribed fire, is critical to maintaining forest resilience in a warming climate [@delyser]. Policies that align forest treatments, biomass utilization, climate goals, and greenhouse gas reduction can reduce wildfire risk while ensuring that utilization infrastructure supports, rather than distorts, restoration outcomes [@biomass]. </w:t>
+      </w:r>
+    </w:p>
+    <w:p>
+      <w:r>
+        <w:rPr>
+          <w:rFonts w:ascii="Monospace" w:cs="Monospace" w:eastAsia="Monospace" w:hAnsi="Monospace"/>
+        </w:rPr>
+        <w:t xml:space="preserve">3. **Biomass aggregation**. A major hurdle for treating more forest acres is long-term feedstock supply agreements. Creating joint powers authoritiies to manage agreements between public landowners and wood product businesses, could greatly increase forest acres treated, but also utilize the wood in a manner that sequesters carbon and increases biodiversity [@jpa].</w:t>
+      </w:r>
+    </w:p>
+    <w:p>
+      <w:r>
+        <w:rPr>
+          <w:rFonts w:ascii="Monospace" w:cs="Monospace" w:eastAsia="Monospace" w:hAnsi="Monospace"/>
+        </w:rPr>
+        <w:t xml:space="preserve"># Conclusion REWRITE THIS AND INTRO</w:t>
+      </w:r>
+    </w:p>
+    <w:p>
+      <w:r>
+        <w:rPr>
+          <w:rFonts w:ascii="Monospace" w:cs="Monospace" w:eastAsia="Monospace" w:hAnsi="Monospace"/>
+        </w:rPr>
+        <w:t xml:space="preserve">While predicting the precise location of any given wildfire remains inherently uncertain, the convergence of historical fire patterns, crown fire probability modeling, and this year's extreme climatic conditions points to areas like Shasta and Nevada/Sierra Counties as particularly vulnerable. The data-driven approach underscores that it is not alarmism but empirical analysis that should guide preparedness, even as wildfire misinformation continues to muddy public debate. Addressing this crisis requires moving beyond suppression toward a sustained, landscape-scale program of thinning and prescribed fire, paired with infrastructure that can responsibly utilize the resulting biomass. Success will depend on policies that align forest restoration with climate goals, carbon sequestration, and economic viability through mechanisms like joint powers authorities for long-term feedstock agreements. Ultimately, the question is not whether severe fires will come, but whether we will have done enough to make our forests and communities resilient when they do.</w:t>
+      </w:r>
+    </w:p>
+    <w:p>
+      <w:pPr>
+        <w:pStyle w:val="Heading2"/>
+      </w:pPr>
+      <w:r>
+        <w:t xml:space="preserve">References</w:t>
+      </w:r>
+    </w:p>
+    <w:p>
+      <w:r>
+        <w:t xml:space="preserve">Becker, R. (2026). </w:t>
       </w:r>
       <w:r>
         <w:rPr>
           <w:i/>
           <w:iCs/>
         </w:rPr>
-        <w:t xml:space="preserve">California forest biomass pile data collection</w:t>
-      </w:r>
-      <w:r>
-        <w:t xml:space="preserve">. Joint Institute for Wood Products Innovation. </w:t>
-      </w:r>
-      <w:hyperlink w:history="1" r:id="rIds3b3j3fnxglninx9ipemk">
+        <w:t xml:space="preserve">What California’s awful snowpack means for fire season</w:t>
+      </w:r>
+      <w:r>
+        <w:t xml:space="preserve">. CalMatters. </w:t>
+      </w:r>
+      <w:hyperlink w:history="1" r:id="rIdamlxewbm7ufnwv8ompp3n">
         <w:r>
           <w:rPr>
             <w:rStyle w:val="Hyperlink"/>
           </w:rPr>
-          <w:t xml:space="preserve">https://cdnverify.bof.fire.ca.gov/media/fbplcgwm/california-forest-biomass-pile-data-collection_adamfk.pdf</w:t>
+          <w:t xml:space="preserve">https://calmatters.org/environment/wildfires/2026/04/california-snow-early-fire-season/</w:t>
         </w:r>
       </w:hyperlink>
     </w:p>
     <w:p>
       <w:r>
-        <w:t xml:space="preserve">Delyser, K., Tase, N., Clay, K., Magnan, M., Evans, S., Keithley, C., Bartowitz, K., Gadoth-Goodman, D., Papa, C., Ontl, T., &amp; Cooper, L. (2025). </w:t>
-      </w:r>
-      <w:r>
         <w:rPr>
           <w:i/>
           <w:iCs/>
         </w:rPr>
-        <w:t xml:space="preserve">Effects of Forest Management &amp; Wood Utilization on Carbon Sequestration &amp; Storage in California</w:t>
-      </w:r>
-      <w:r>
-        <w:t xml:space="preserve">. CAL FIRE. </w:t>
-      </w:r>
-      <w:hyperlink w:history="1" r:id="rIdwaep_y0lc26_ucltiow7m">
+        <w:t xml:space="preserve">California now faces a “fire year.” How is the state preparing?</w:t>
+      </w:r>
+      <w:r>
+        <w:t xml:space="preserve"> (2026). KPBS. </w:t>
+      </w:r>
+      <w:hyperlink w:history="1" r:id="rIdaeorexkyw7l5ldaua0bmv">
         <w:r>
           <w:rPr>
             <w:rStyle w:val="Hyperlink"/>
           </w:rPr>
-          <w:t xml:space="preserve">https://d3f9k0n15ckvhe.cloudfront.net/wp-content/uploads/2025/02/CBM_CA_report_FINAL.pdf</w:t>
+          <w:t xml:space="preserve">https://www.kpbs.org/news/public-safety/2026/05/15/california-now-faces-a-fire-year-how-is-the-state-preparing</w:t>
         </w:r>
       </w:hyperlink>
     </w:p>
     <w:p>
       <w:r>
-        <w:t xml:space="preserve">Elias, M., Yackulic, E., Duffy, K., Saksa, P., Sanchez, D. L., Pevzner, N., Plumb, S., Dyszynski, J., &amp; Bracer, C. (2025). Carbon finance for forest resilience in California. </w:t>
+        <w:t xml:space="preserve">Clarke, O. (2026). </w:t>
       </w:r>
       <w:r>
         <w:rPr>
           <w:i/>
           <w:iCs/>
         </w:rPr>
-        <w:t xml:space="preserve">Frontiers in Forests and Global Change</w:t>
-      </w:r>
-      <w:r>
-        <w:t xml:space="preserve">, </w:t>
-      </w:r>
-      <w:r>
-        <w:rPr>
-          <w:i/>
-          <w:iCs/>
-        </w:rPr>
-        <w:t xml:space="preserve">7</w:t>
-      </w:r>
-      <w:r>
-        <w:t xml:space="preserve">, 1507554. </w:t>
-      </w:r>
-      <w:hyperlink w:history="1" r:id="rIdi6kvwwexjdk3yzpoyuml8">
+        <w:t xml:space="preserve">Why 2026 could be one of the worst wildfire seasons in recent U.S. history</w:t>
+      </w:r>
+      <w:r>
+        <w:t xml:space="preserve">. </w:t>
+      </w:r>
+      <w:hyperlink w:history="1" r:id="rIdkdbhp7acbtk-qjnqgvlay">
         <w:r>
           <w:rPr>
             <w:rStyle w:val="Hyperlink"/>
           </w:rPr>
-          <w:t xml:space="preserve">10.3389/ffgc.2024.1507554</w:t>
+          <w:t xml:space="preserve">https://www.outsideonline.com/outdoor-adventure/environment/outdoor-adventure-environment-2026-wildfire-season-forecast-usfs-restructuring/?scope=initial</w:t>
         </w:r>
       </w:hyperlink>
     </w:p>
     <w:p>
       <w:r>
-        <w:t xml:space="preserve">Jerrett, M., Jina, A. S., &amp; Marlier, M. E. (2022). Up in smoke: California’s greenhouse gas reductions could be wiped out by 2020 wildfires. </w:t>
+        <w:t xml:space="preserve">FRAP. (2025). </w:t>
       </w:r>
       <w:r>
         <w:rPr>
           <w:i/>
           <w:iCs/>
         </w:rPr>
-        <w:t xml:space="preserve">Environmental Pollution</w:t>
-      </w:r>
-      <w:r>
-        <w:t xml:space="preserve">, </w:t>
-      </w:r>
-      <w:r>
-        <w:rPr>
-          <w:i/>
-          <w:iCs/>
-        </w:rPr>
-        <w:t xml:space="preserve">310</w:t>
-      </w:r>
-      <w:r>
-        <w:t xml:space="preserve">.</w:t>
-      </w:r>
-    </w:p>
-    <w:p>
-      <w:r>
-        <w:t xml:space="preserve">Jones, G. M., Vraga, E. K., Hessburg, P. F., Hurteau, M. D., Allen, C. D., Keane, R. E., Spies, T. A., North, M. P., Collins, B. M., Finney, M. A., Lydersen, J. M., &amp; Westerling, A. L. (2022). Counteracting wildfire misinformation. </w:t>
-      </w:r>
-      <w:r>
-        <w:rPr>
-          <w:i/>
-          <w:iCs/>
-        </w:rPr>
-        <w:t xml:space="preserve">Frontiers in Ecology and the Environment</w:t>
-      </w:r>
-      <w:r>
-        <w:t xml:space="preserve">, </w:t>
-      </w:r>
-      <w:r>
-        <w:rPr>
-          <w:i/>
-          <w:iCs/>
-        </w:rPr>
-        <w:t xml:space="preserve">20</w:t>
-      </w:r>
-      <w:r>
-        <w:t xml:space="preserve">(7), 392–393. </w:t>
-      </w:r>
-      <w:hyperlink w:history="1" r:id="rIdy50l7mpu4fs0abjqawlnt">
+        <w:t xml:space="preserve">CALFIRE Fire and Resource Assessment Program Fire Perimeters</w:t>
+      </w:r>
+      <w:r>
+        <w:t xml:space="preserve">. </w:t>
+      </w:r>
+      <w:hyperlink w:history="1" r:id="rIdqdhtkxiszmbafqhbqaywd">
         <w:r>
           <w:rPr>
             <w:rStyle w:val="Hyperlink"/>
           </w:rPr>
-          <w:t xml:space="preserve">10.1002/fee.2553</w:t>
+          <w:t xml:space="preserve">https://www.fire.ca.gov/what-we-do/fire-resource-assessment-program/fire-perimeters</w:t>
         </w:r>
       </w:hyperlink>
     </w:p>
     <w:p>
       <w:r>
-        <w:t xml:space="preserve">North, M., Stine, P., O’Hara, K., Zielinski, W., &amp; Stephens, S. (2009). </w:t>
+        <w:t xml:space="preserve">Lada, B. (2026). </w:t>
       </w:r>
       <w:r>
         <w:rPr>
           <w:i/>
           <w:iCs/>
         </w:rPr>
-        <w:t xml:space="preserve">An ecosystem management strategy for Sierran mixed-conifer forests</w:t>
-      </w:r>
-      <w:r>
-        <w:t xml:space="preserve">. U.S. Department of Agriculture, Forest Service, Pacific Southwest Research Station. </w:t>
-      </w:r>
-      <w:hyperlink w:history="1" r:id="rIdwndqq8tmlllo5vsvph6q9">
+        <w:t xml:space="preserve">Wildfire forecast 2026: Fires likely to burn over 5.5 million acres as drought intensifies</w:t>
+      </w:r>
+      <w:r>
+        <w:t xml:space="preserve">. AccuWeather. </w:t>
+      </w:r>
+      <w:hyperlink w:history="1" r:id="rIdgrnljwixtya981t-gp0df">
         <w:r>
           <w:rPr>
             <w:rStyle w:val="Hyperlink"/>
           </w:rPr>
-          <w:t xml:space="preserve">10.2737/PSW-GTR-220</w:t>
+          <w:t xml:space="preserve">https://www.accuweather.com/en/weather-forecasts/wildfire-forecast-2026-fires-likely-to-burn-over-5-5-million-acres-as-drought-intensifies/1881897</w:t>
         </w:r>
       </w:hyperlink>
     </w:p>
     <w:p>
       <w:r>
-        <w:t xml:space="preserve">Peery, M. Z., Jones, G. M., Gutiérrez, R., Redpath, S. M., Franklin, A. B., Simberloff, D., Turner, M. G., Radeloff, V. C., &amp; White, G. C. (2019). The conundrum of agendadriven science in conservation. </w:t>
+        <w:t xml:space="preserve">Landfire. (2023). </w:t>
       </w:r>
       <w:r>
         <w:rPr>
           <w:i/>
           <w:iCs/>
         </w:rPr>
-        <w:t xml:space="preserve">Frontiers in Ecology and the Environment</w:t>
-      </w:r>
-      <w:r>
-        <w:t xml:space="preserve">, </w:t>
-      </w:r>
-      <w:r>
-        <w:rPr>
-          <w:i/>
-          <w:iCs/>
-        </w:rPr>
-        <w:t xml:space="preserve">17</w:t>
-      </w:r>
-      <w:r>
-        <w:t xml:space="preserve">(2), 80–82. </w:t>
-      </w:r>
-      <w:hyperlink w:history="1" r:id="rIdxgweuwnvy3frfoi0b2gg2">
+        <w:t xml:space="preserve">Landfire existing vegetation type</w:t>
+      </w:r>
+      <w:r>
+        <w:t xml:space="preserve">. </w:t>
+      </w:r>
+      <w:hyperlink w:history="1" r:id="rIdk6pwvcetudnqp4wdzcwt1">
         <w:r>
           <w:rPr>
             <w:rStyle w:val="Hyperlink"/>
           </w:rPr>
-          <w:t xml:space="preserve">10.1002/fee.2006</w:t>
+          <w:t xml:space="preserve">https://landfire.gov/vegetation/evt</w:t>
         </w:r>
       </w:hyperlink>
     </w:p>
     <w:p>
       <w:r>
-        <w:t xml:space="preserve">Stephens, S. L., Martin, R. E., &amp; Clinton, N. E. (2007). Prehistoric fire area and emissions from California’s forests, woodlands, shrublands, and grasslands. </w:t>
+        <w:t xml:space="preserve">Larson, H. (2026). </w:t>
       </w:r>
       <w:r>
         <w:rPr>
           <w:i/>
           <w:iCs/>
         </w:rPr>
-        <w:t xml:space="preserve">Forest Ecology and Management</w:t>
-      </w:r>
-      <w:r>
-        <w:t xml:space="preserve">, </w:t>
-      </w:r>
-      <w:r>
-        <w:rPr>
-          <w:i/>
-          <w:iCs/>
-        </w:rPr>
-        <w:t xml:space="preserve">251</w:t>
-      </w:r>
-      <w:r>
-        <w:t xml:space="preserve">(3), 205–216. </w:t>
-      </w:r>
-      <w:hyperlink w:history="1" r:id="rId7cm7i-vkxt4ii0qadpafx">
+        <w:t xml:space="preserve">“We’re dry:” The new U.S. Wildland Fire Service prepares for extreme fire season</w:t>
+      </w:r>
+      <w:r>
+        <w:t xml:space="preserve">. NPR. </w:t>
+      </w:r>
+      <w:hyperlink w:history="1" r:id="rIdfwtw1tytrfbcglx6bpwjb">
         <w:r>
           <w:rPr>
             <w:rStyle w:val="Hyperlink"/>
           </w:rPr>
-          <w:t xml:space="preserve">10.1016/j.foreco.2007.06.005</w:t>
+          <w:t xml:space="preserve">https://www.npr.org/2026/05/09/nx-s1-5804693/prevention-wildfires-firefighters-vegetation-wildland-fire-service</w:t>
+        </w:r>
+      </w:hyperlink>
+    </w:p>
+    <w:p>
+      <w:r>
+        <w:t xml:space="preserve">Pyrologix. (2025). </w:t>
+      </w:r>
+      <w:r>
+        <w:rPr>
+          <w:i/>
+          <w:iCs/>
+        </w:rPr>
+        <w:t xml:space="preserve">Crown fire probability</w:t>
+      </w:r>
+      <w:r>
+        <w:t xml:space="preserve">. </w:t>
+      </w:r>
+      <w:hyperlink w:history="1" r:id="rId4q1_jluu38pt1iyycpz5m">
+        <w:r>
+          <w:rPr>
+            <w:rStyle w:val="Hyperlink"/>
+          </w:rPr>
+          <w:t xml:space="preserve">https://www.vpdatacommons.org/datasets/crown-fire-probability</w:t>
+        </w:r>
+      </w:hyperlink>
+    </w:p>
+    <w:p>
+      <w:r>
+        <w:t xml:space="preserve">Simlot, V. (2026). </w:t>
+      </w:r>
+      <w:r>
+        <w:rPr>
+          <w:i/>
+          <w:iCs/>
+        </w:rPr>
+        <w:t xml:space="preserve">Concerns about Trump cuts to US Forest Service abound as wildfire season comes</w:t>
+      </w:r>
+      <w:r>
+        <w:t xml:space="preserve">. The Hill. </w:t>
+      </w:r>
+      <w:hyperlink w:history="1" r:id="rIdgc3vddts4yffe7p6zbllp">
+        <w:r>
+          <w:rPr>
+            <w:rStyle w:val="Hyperlink"/>
+          </w:rPr>
+          <w:t xml:space="preserve">https://thehill.com/homenews/administration/5879172-trump-forest-service-cuts-wildfire-season-concerns/</w:t>
+        </w:r>
+      </w:hyperlink>
+    </w:p>
+    <w:p>
+      <w:r>
+        <w:t xml:space="preserve">Spanger-Siegfried, E. (2026). </w:t>
+      </w:r>
+      <w:r>
+        <w:rPr>
+          <w:i/>
+          <w:iCs/>
+        </w:rPr>
+        <w:t xml:space="preserve">Danger Season Is Here Again, with Triple the Danger for 2026</w:t>
+      </w:r>
+      <w:r>
+        <w:t xml:space="preserve">. Union of Concerned Scientists. </w:t>
+      </w:r>
+      <w:hyperlink w:history="1" r:id="rIdpvavih_mnauzpl-iyiyci">
+        <w:r>
+          <w:rPr>
+            <w:rStyle w:val="Hyperlink"/>
+          </w:rPr>
+          <w:t xml:space="preserve">https://blog.ucs.org/erika-spanger-siegfried/danger-season-is-here-again-with-triple-the-danger-for-2026/</w:t>
         </w:r>
       </w:hyperlink>
     </w:p>
@@ -790,7 +843,7 @@
         <wp:inline distT="0" distB="0" distL="0" distR="0">
           <wp:extent cx="608542" cy="105833"/>
           <wp:effectExtent b="0" l="0" r="0" t="0"/>
-          <wp:docPr id="1" name="" descr="" title=""/>
+          <wp:docPr id="9" name="" descr="" title=""/>
           <wp:cNvGraphicFramePr>
             <a:graphicFrameLocks xmlns:a="http://schemas.openxmlformats.org/drawingml/2006/main" noChangeAspect="1"/>
           </wp:cNvGraphicFramePr>
@@ -863,25 +916,12 @@
       </w:r>
     </w:p>
   </w:footnote>
-  <w:footnote w:id="2">
-    <w:p>
-      <w:r>
-        <w:rPr>
-          <w:rStyle w:val="FootnoteReference"/>
-        </w:rPr>
-        <w:footnoteRef/>
-      </w:r>
-      <w:r>
-        <w:t xml:space="preserve">Only 19% of this material is accessible via existing road networks.</w:t>
-      </w:r>
-    </w:p>
-  </w:footnote>
 </w:footnotes>
 </file>
 
 <file path=word/numbering.xml><?xml version="1.0" encoding="utf-8"?>
 <w:numbering xmlns:wpc="http://schemas.microsoft.com/office/word/2010/wordprocessingCanvas" xmlns:mc="http://schemas.openxmlformats.org/markup-compatibility/2006" xmlns:o="urn:schemas-microsoft-com:office:office" xmlns:r="http://schemas.openxmlformats.org/officeDocument/2006/relationships" xmlns:m="http://schemas.openxmlformats.org/officeDocument/2006/math" xmlns:v="urn:schemas-microsoft-com:vml" xmlns:wp14="http://schemas.microsoft.com/office/word/2010/wordprocessingDrawing" xmlns:wp="http://schemas.openxmlformats.org/drawingml/2006/wordprocessingDrawing" xmlns:w10="urn:schemas-microsoft-com:office:word" xmlns:w="http://schemas.openxmlformats.org/wordprocessingml/2006/main" xmlns:w14="http://schemas.microsoft.com/office/word/2010/wordml" xmlns:w15="http://schemas.microsoft.com/office/word/2012/wordml" xmlns:wpg="http://schemas.microsoft.com/office/word/2010/wordprocessingGroup" xmlns:wpi="http://schemas.microsoft.com/office/word/2010/wordprocessingInk" xmlns:wne="http://schemas.microsoft.com/office/word/2006/wordml" xmlns:wps="http://schemas.microsoft.com/office/word/2010/wordprocessingShape" mc:Ignorable="w14 w15 wp14">
-  <w:abstractNum w:abstractNumId="2" w15:restartNumberingAfterBreak="0">
+  <w:abstractNum w:abstractNumId="10" w15:restartNumberingAfterBreak="0">
     <w:multiLevelType w:val="hybridMultilevel"/>
     <w:lvl w:ilvl="0" w15:tentative="1">
       <w:start w:val="1"/>
@@ -965,7 +1005,7 @@
       </w:pPr>
     </w:lvl>
   </w:abstractNum>
-  <w:abstractNum w:abstractNumId="3" w15:restartNumberingAfterBreak="0">
+  <w:abstractNum w:abstractNumId="11" w15:restartNumberingAfterBreak="0">
     <w:multiLevelType w:val="hybridMultilevel"/>
     <w:lvl w:ilvl="0" w15:tentative="1">
       <w:start w:val="1"/>
@@ -1049,104 +1089,14 @@
       </w:pPr>
     </w:lvl>
   </w:abstractNum>
-  <w:abstractNum w:abstractNumId="4" w15:restartNumberingAfterBreak="0">
-    <w:multiLevelType w:val="hybridMultilevel"/>
-    <w:lvl w:ilvl="0" w15:tentative="1">
-      <w:start w:val="1"/>
-      <w:numFmt w:val="decimal"/>
-      <w:lvlText w:val="%1."/>
-      <w:lvlJc w:val="start"/>
-      <w:pPr>
-        <w:ind w:left="720" w:hanging="259"/>
-      </w:pPr>
-    </w:lvl>
-    <w:lvl w:ilvl="1" w15:tentative="1">
-      <w:start w:val="1"/>
-      <w:numFmt w:val="lowerLetter"/>
-      <w:lvlText w:val="%2."/>
-      <w:lvlJc w:val="start"/>
-      <w:pPr>
-        <w:ind w:left="1440" w:hanging="259"/>
-      </w:pPr>
-    </w:lvl>
-    <w:lvl w:ilvl="2" w15:tentative="1">
-      <w:start w:val="1"/>
-      <w:numFmt w:val="lowerRoman"/>
-      <w:lvlText w:val="%3."/>
-      <w:lvlJc w:val="start"/>
-      <w:pPr>
-        <w:ind w:left="2160" w:hanging="259"/>
-      </w:pPr>
-    </w:lvl>
-    <w:lvl w:ilvl="3" w15:tentative="1">
-      <w:start w:val="1"/>
-      <w:numFmt w:val="decimal"/>
-      <w:lvlText w:val="%4."/>
-      <w:lvlJc w:val="start"/>
-      <w:pPr>
-        <w:ind w:left="2880" w:hanging="259"/>
-      </w:pPr>
-    </w:lvl>
-    <w:lvl w:ilvl="4" w15:tentative="1">
-      <w:start w:val="1"/>
-      <w:numFmt w:val="lowerLetter"/>
-      <w:lvlText w:val="%5."/>
-      <w:lvlJc w:val="start"/>
-      <w:pPr>
-        <w:ind w:left="3600" w:hanging="259"/>
-      </w:pPr>
-    </w:lvl>
-    <w:lvl w:ilvl="5" w15:tentative="1">
-      <w:start w:val="1"/>
-      <w:numFmt w:val="lowerRoman"/>
-      <w:lvlText w:val="%6."/>
-      <w:lvlJc w:val="start"/>
-      <w:pPr>
-        <w:ind w:left="4320" w:hanging="259"/>
-      </w:pPr>
-    </w:lvl>
-    <w:lvl w:ilvl="6" w15:tentative="1">
-      <w:start w:val="1"/>
-      <w:numFmt w:val="decimal"/>
-      <w:lvlText w:val="%7."/>
-      <w:lvlJc w:val="start"/>
-      <w:pPr>
-        <w:ind w:left="5040" w:hanging="259"/>
-      </w:pPr>
-    </w:lvl>
-    <w:lvl w:ilvl="7" w15:tentative="1">
-      <w:start w:val="1"/>
-      <w:numFmt w:val="lowerLetter"/>
-      <w:lvlText w:val="%8."/>
-      <w:lvlJc w:val="start"/>
-      <w:pPr>
-        <w:ind w:left="5760" w:hanging="259"/>
-      </w:pPr>
-    </w:lvl>
-    <w:lvl w:ilvl="8" w15:tentative="1">
-      <w:start w:val="1"/>
-      <w:numFmt w:val="lowerRoman"/>
-      <w:lvlText w:val="%9."/>
-      <w:lvlJc w:val="start"/>
-      <w:pPr>
-        <w:ind w:left="6480" w:hanging="259"/>
-      </w:pPr>
-    </w:lvl>
-  </w:abstractNum>
   <w:num w:numId="1">
-    <w:abstractNumId w:val="2"/>
+    <w:abstractNumId w:val="10"/>
     <w:lvlOverride w:ilvl="0">
       <w:startOverride w:val="1"/>
     </w:lvlOverride>
   </w:num>
-  <w:num w:numId="5">
-    <w:abstractNumId w:val="3"/>
-    <w:lvlOverride w:ilvl="0">
-      <w:startOverride w:val="1"/>
-    </w:lvlOverride>
-  </w:num>
-  <w:num w:numId="6">
-    <w:abstractNumId w:val="4"/>
+  <w:num w:numId="12">
+    <w:abstractNumId w:val="11"/>
     <w:lvlOverride w:ilvl="0">
       <w:startOverride w:val="1"/>
     </w:lvlOverride>

--- a/exports/predict.docx
+++ b/exports/predict.docx
@@ -7,7 +7,7 @@
         <w:pStyle w:val="Heading1"/>
       </w:pPr>
       <w:r>
-        <w:t xml:space="preserve">Take-aways</w:t>
+        <w:t xml:space="preserve">Predicting 2026 Wildfires</w:t>
       </w:r>
     </w:p>
     <w:p>
@@ -31,7 +31,7 @@
         <w:pStyle w:val="ListParagraph"/>
         <w:numPr>
           <w:ilvl w:val="0"/>
-          <w:numId w:val="12"/>
+          <w:numId w:val="6"/>
         </w:numPr>
       </w:pPr>
       <w:r>
@@ -50,7 +50,7 @@
         <w:pStyle w:val="ListParagraph"/>
         <w:numPr>
           <w:ilvl w:val="0"/>
-          <w:numId w:val="12"/>
+          <w:numId w:val="6"/>
         </w:numPr>
       </w:pPr>
       <w:r>
@@ -69,7 +69,7 @@
         <w:pStyle w:val="ListParagraph"/>
         <w:numPr>
           <w:ilvl w:val="0"/>
-          <w:numId w:val="12"/>
+          <w:numId w:val="6"/>
         </w:numPr>
       </w:pPr>
       <w:r>
@@ -85,7 +85,7 @@
     </w:p>
     <w:p>
       <w:pPr>
-        <w:pStyle w:val="Heading1"/>
+        <w:pStyle w:val="Heading2"/>
       </w:pPr>
       <w:r>
         <w:t xml:space="preserve">Background</w:t>
@@ -197,7 +197,7 @@
     </w:p>
     <w:p>
       <w:pPr>
-        <w:pStyle w:val="Heading1"/>
+        <w:pStyle w:val="Heading2"/>
       </w:pPr>
       <w:r>
         <w:t xml:space="preserve">Predictive mapping</w:t>
@@ -243,7 +243,7 @@
           <wp:inline distT="0" distB="0" distL="0" distR="0">
             <wp:extent cx="4000500" cy="5177118"/>
             <wp:effectExtent b="0" l="0" r="0" t="0"/>
-            <wp:docPr id="7" name="" descr="" title=""/>
+            <wp:docPr id="1" name="" descr="" title=""/>
             <wp:cNvGraphicFramePr>
               <a:graphicFrameLocks xmlns:a="http://schemas.openxmlformats.org/drawingml/2006/main" noChangeAspect="1"/>
             </wp:cNvGraphicFramePr>
@@ -328,7 +328,7 @@
       <w:r>
         <w:t xml:space="preserve">. Map by </w:t>
       </w:r>
-      <w:hyperlink w:history="1" r:id="rIdzxdnnvietv7x2l61vq5uh">
+      <w:hyperlink w:history="1" r:id="rIdksakx0bbbzn8i44q7hj6s">
         <w:r>
           <w:rPr>
             <w:rStyle w:val="Hyperlink"/>
@@ -375,7 +375,7 @@
           <wp:inline distT="0" distB="0" distL="0" distR="0">
             <wp:extent cx="4000500" cy="3826565"/>
             <wp:effectExtent b="0" l="0" r="0" t="0"/>
-            <wp:docPr id="8" name="" descr="" title=""/>
+            <wp:docPr id="2" name="" descr="" title=""/>
             <wp:cNvGraphicFramePr>
               <a:graphicFrameLocks xmlns:a="http://schemas.openxmlformats.org/drawingml/2006/main" noChangeAspect="1"/>
             </wp:cNvGraphicFramePr>
@@ -454,7 +454,7 @@
       <w:r>
         <w:t xml:space="preserve">. Map by </w:t>
       </w:r>
-      <w:hyperlink w:history="1" r:id="rIdkhpfg3ky_hzjiujx34bbq">
+      <w:hyperlink w:history="1" r:id="rIdvgyga64s9oztt2qpj3b4p">
         <w:r>
           <w:rPr>
             <w:rStyle w:val="Hyperlink"/>
@@ -487,7 +487,7 @@
         <w:rPr>
           <w:rFonts w:ascii="Monospace" w:cs="Monospace" w:eastAsia="Monospace" w:hAnsi="Monospace"/>
         </w:rPr>
-        <w:t xml:space="preserve">Biodiversity not high in the high risk areas</w:t>
+        <w:t xml:space="preserve">Biodiversity not as high as old growth but looks like there is some in lower elevation NV County</w:t>
       </w:r>
     </w:p>
     <w:p>
@@ -495,7 +495,7 @@
         <w:rPr>
           <w:rFonts w:ascii="Monospace" w:cs="Monospace" w:eastAsia="Monospace" w:hAnsi="Monospace"/>
         </w:rPr>
-        <w:t xml:space="preserve">For old-growth there does look like a relationship. Zonal stats or a regression to sum this and see if it is more than anecdotal.</w:t>
+        <w:t xml:space="preserve">For old-growth there does look like more of which a relationship. Zonal stats or a regression to sum this and see if it is more than anecdotal.</w:t>
       </w:r>
     </w:p>
     <w:p>
@@ -503,7 +503,7 @@
         <w:rPr>
           <w:rFonts w:ascii="Monospace" w:cs="Monospace" w:eastAsia="Monospace" w:hAnsi="Monospace"/>
         </w:rPr>
-        <w:t xml:space="preserve">As with climate change, misinformation about wildfire, forests, and logging has increasingly shaped public understanding and policy debates [@jones]. In California, this misinformation is often reinforced by deeply ingrained visual and cultural assumptions about what a healthy forest looks like. Many people implicitly picture dense, closed-canopy forests modeled on the eastern United States, northern Europe, or England, landscapes that evolved under very different climatic and ecological conditions. </w:t>
+        <w:t xml:space="preserve">What happens when we examine old-growth and species diversity with fire?</w:t>
       </w:r>
     </w:p>
     <w:p>
@@ -511,7 +511,7 @@
         <w:rPr>
           <w:rFonts w:ascii="Monospace" w:cs="Monospace" w:eastAsia="Monospace" w:hAnsi="Monospace"/>
         </w:rPr>
-        <w:t xml:space="preserve">California’s forests exist largely within a Mediterranean climate, characterized by wet winters and long, hot, dry summers. These conditions favor fire-adapted ecosystems rather than the dense, moisture-rich forests common in temperate eastern regions. When forest health is judged using the wrong ecological reference point, fire-adapted landscapes can be misdiagnosed as degraded or overmanaged, while overly dense stands are mistakenly viewed as natural or desirable. </w:t>
+        <w:t xml:space="preserve"># Solutions</w:t>
       </w:r>
     </w:p>
     <w:p>
@@ -519,7 +519,7 @@
         <w:rPr>
           <w:rFonts w:ascii="Monospace" w:cs="Monospace" w:eastAsia="Monospace" w:hAnsi="Monospace"/>
         </w:rPr>
-        <w:t xml:space="preserve">What happens when we examine old-growth and species diversity with fire?</w:t>
+        <w:t xml:space="preserve">Moving forward, several integrated solution sets can support forest health and reduced fire risk:</w:t>
       </w:r>
     </w:p>
     <w:p>
@@ -527,7 +527,7 @@
         <w:rPr>
           <w:rFonts w:ascii="Monospace" w:cs="Monospace" w:eastAsia="Monospace" w:hAnsi="Monospace"/>
         </w:rPr>
-        <w:t xml:space="preserve"># Solutions</w:t>
+        <w:t xml:space="preserve">1. **Treat more forested acres**. Through thinning and prescribed projects. California has been ramping up acres treated for some time now, but the pace and scale still needs to be accelerated. An element that is currently missing is infrastructure to treat biomass responsibly and sustainably.</w:t>
       </w:r>
     </w:p>
     <w:p>
@@ -535,7 +535,7 @@
         <w:rPr>
           <w:rFonts w:ascii="Monospace" w:cs="Monospace" w:eastAsia="Monospace" w:hAnsi="Monospace"/>
         </w:rPr>
-        <w:t xml:space="preserve">Returning to the mantra burn, bury, build, we recommend that all biomass utilization solutions incorporate the highest and best uses of forest product pathways. Moving forward, several integrated pathways can support forest health and biomass utilization:</w:t>
+        <w:t xml:space="preserve">2. **Climate adaptation and biomass integration**. Rapid scaling of forest health treatments, including thinning and prescribed fire, is critical to maintaining forest resilience in a warming climate [@delyser]. Policies that align forest treatments, biomass utilization, climate goals, and greenhouse gas reduction can reduce wildfire risk while ensuring that utilization infrastructure supports, rather than distorts, restoration outcomes [@biomass].</w:t>
       </w:r>
     </w:p>
     <w:p>
@@ -543,7 +543,7 @@
         <w:rPr>
           <w:rFonts w:ascii="Monospace" w:cs="Monospace" w:eastAsia="Monospace" w:hAnsi="Monospace"/>
         </w:rPr>
-        <w:t xml:space="preserve">1. **Treat more forested acres**. Through thinning and prescribed projects. California has been ramping up acres treated for some time now, but the pace and scale still needs to be accelerated. An element that is currently missing is infrastructure to treat biomass responsibly and sustainably.</w:t>
+        <w:t xml:space="preserve">3. **Biomass aggregation**. A major hurdle for treating more forest acres is long-term feedstock supply agreements. Creating joint powers authoritiies to manage agreements between public landowners and wood product businesses, could greatly increase forest acres treated, but also utilize the wood in a manner that sequesters carbon and increases biodiversity [@jpa].</w:t>
       </w:r>
     </w:p>
     <w:p>
@@ -551,23 +551,7 @@
         <w:rPr>
           <w:rFonts w:ascii="Monospace" w:cs="Monospace" w:eastAsia="Monospace" w:hAnsi="Monospace"/>
         </w:rPr>
-        <w:t xml:space="preserve">2. **Climate adaptation and biomass integration**. Rapid scaling of forest health treatments, including thinning and prescribed fire, is critical to maintaining forest resilience in a warming climate [@delyser]. Policies that align forest treatments, biomass utilization, climate goals, and greenhouse gas reduction can reduce wildfire risk while ensuring that utilization infrastructure supports, rather than distorts, restoration outcomes [@biomass]. </w:t>
-      </w:r>
-    </w:p>
-    <w:p>
-      <w:r>
-        <w:rPr>
-          <w:rFonts w:ascii="Monospace" w:cs="Monospace" w:eastAsia="Monospace" w:hAnsi="Monospace"/>
-        </w:rPr>
-        <w:t xml:space="preserve">3. **Biomass aggregation**. A major hurdle for treating more forest acres is long-term feedstock supply agreements. Creating joint powers authoritiies to manage agreements between public landowners and wood product businesses, could greatly increase forest acres treated, but also utilize the wood in a manner that sequesters carbon and increases biodiversity [@jpa].</w:t>
-      </w:r>
-    </w:p>
-    <w:p>
-      <w:r>
-        <w:rPr>
-          <w:rFonts w:ascii="Monospace" w:cs="Monospace" w:eastAsia="Monospace" w:hAnsi="Monospace"/>
-        </w:rPr>
-        <w:t xml:space="preserve"># Conclusion REWRITE THIS AND INTRO</w:t>
+        <w:t xml:space="preserve"># Conclusion</w:t>
       </w:r>
     </w:p>
     <w:p>
@@ -600,7 +584,7 @@
       <w:r>
         <w:t xml:space="preserve">. CalMatters. </w:t>
       </w:r>
-      <w:hyperlink w:history="1" r:id="rIdamlxewbm7ufnwv8ompp3n">
+      <w:hyperlink w:history="1" r:id="rIdveqxr5c6cxniwsmr8pif_">
         <w:r>
           <w:rPr>
             <w:rStyle w:val="Hyperlink"/>
@@ -620,7 +604,7 @@
       <w:r>
         <w:t xml:space="preserve"> (2026). KPBS. </w:t>
       </w:r>
-      <w:hyperlink w:history="1" r:id="rIdaeorexkyw7l5ldaua0bmv">
+      <w:hyperlink w:history="1" r:id="rIdgzsdy6qynxmq4lgugwiz-">
         <w:r>
           <w:rPr>
             <w:rStyle w:val="Hyperlink"/>
@@ -643,7 +627,7 @@
       <w:r>
         <w:t xml:space="preserve">. </w:t>
       </w:r>
-      <w:hyperlink w:history="1" r:id="rIdkdbhp7acbtk-qjnqgvlay">
+      <w:hyperlink w:history="1" r:id="rId6cmeaizaz6vdgh_m3yieh">
         <w:r>
           <w:rPr>
             <w:rStyle w:val="Hyperlink"/>
@@ -666,7 +650,7 @@
       <w:r>
         <w:t xml:space="preserve">. </w:t>
       </w:r>
-      <w:hyperlink w:history="1" r:id="rIdqdhtkxiszmbafqhbqaywd">
+      <w:hyperlink w:history="1" r:id="rIdc9we7j04chumgy9eawwpy">
         <w:r>
           <w:rPr>
             <w:rStyle w:val="Hyperlink"/>
@@ -689,7 +673,7 @@
       <w:r>
         <w:t xml:space="preserve">. AccuWeather. </w:t>
       </w:r>
-      <w:hyperlink w:history="1" r:id="rIdgrnljwixtya981t-gp0df">
+      <w:hyperlink w:history="1" r:id="rId_rrfp9v4azqybrpqhiom7">
         <w:r>
           <w:rPr>
             <w:rStyle w:val="Hyperlink"/>
@@ -712,7 +696,7 @@
       <w:r>
         <w:t xml:space="preserve">. </w:t>
       </w:r>
-      <w:hyperlink w:history="1" r:id="rIdk6pwvcetudnqp4wdzcwt1">
+      <w:hyperlink w:history="1" r:id="rIdjzehxut8hdlrlw-6kytq2">
         <w:r>
           <w:rPr>
             <w:rStyle w:val="Hyperlink"/>
@@ -735,7 +719,7 @@
       <w:r>
         <w:t xml:space="preserve">. NPR. </w:t>
       </w:r>
-      <w:hyperlink w:history="1" r:id="rIdfwtw1tytrfbcglx6bpwjb">
+      <w:hyperlink w:history="1" r:id="rIdirkidtrpm1oq_tmi4rrj7">
         <w:r>
           <w:rPr>
             <w:rStyle w:val="Hyperlink"/>
@@ -758,7 +742,7 @@
       <w:r>
         <w:t xml:space="preserve">. </w:t>
       </w:r>
-      <w:hyperlink w:history="1" r:id="rId4q1_jluu38pt1iyycpz5m">
+      <w:hyperlink w:history="1" r:id="rIdz_eubkacgios0bx7ie2l2">
         <w:r>
           <w:rPr>
             <w:rStyle w:val="Hyperlink"/>
@@ -781,7 +765,7 @@
       <w:r>
         <w:t xml:space="preserve">. The Hill. </w:t>
       </w:r>
-      <w:hyperlink w:history="1" r:id="rIdgc3vddts4yffe7p6zbllp">
+      <w:hyperlink w:history="1" r:id="rIdxrraac723k26d7kv1ie55">
         <w:r>
           <w:rPr>
             <w:rStyle w:val="Hyperlink"/>
@@ -804,7 +788,7 @@
       <w:r>
         <w:t xml:space="preserve">. Union of Concerned Scientists. </w:t>
       </w:r>
-      <w:hyperlink w:history="1" r:id="rIdpvavih_mnauzpl-iyiyci">
+      <w:hyperlink w:history="1" r:id="rId2k6-lguvsp6ak0ongv9o5">
         <w:r>
           <w:rPr>
             <w:rStyle w:val="Hyperlink"/>
@@ -843,7 +827,7 @@
         <wp:inline distT="0" distB="0" distL="0" distR="0">
           <wp:extent cx="608542" cy="105833"/>
           <wp:effectExtent b="0" l="0" r="0" t="0"/>
-          <wp:docPr id="9" name="" descr="" title=""/>
+          <wp:docPr id="3" name="" descr="" title=""/>
           <wp:cNvGraphicFramePr>
             <a:graphicFrameLocks xmlns:a="http://schemas.openxmlformats.org/drawingml/2006/main" noChangeAspect="1"/>
           </wp:cNvGraphicFramePr>
@@ -921,7 +905,7 @@
 
 <file path=word/numbering.xml><?xml version="1.0" encoding="utf-8"?>
 <w:numbering xmlns:wpc="http://schemas.microsoft.com/office/word/2010/wordprocessingCanvas" xmlns:mc="http://schemas.openxmlformats.org/markup-compatibility/2006" xmlns:o="urn:schemas-microsoft-com:office:office" xmlns:r="http://schemas.openxmlformats.org/officeDocument/2006/relationships" xmlns:m="http://schemas.openxmlformats.org/officeDocument/2006/math" xmlns:v="urn:schemas-microsoft-com:vml" xmlns:wp14="http://schemas.microsoft.com/office/word/2010/wordprocessingDrawing" xmlns:wp="http://schemas.openxmlformats.org/drawingml/2006/wordprocessingDrawing" xmlns:w10="urn:schemas-microsoft-com:office:word" xmlns:w="http://schemas.openxmlformats.org/wordprocessingml/2006/main" xmlns:w14="http://schemas.microsoft.com/office/word/2010/wordml" xmlns:w15="http://schemas.microsoft.com/office/word/2012/wordml" xmlns:wpg="http://schemas.microsoft.com/office/word/2010/wordprocessingGroup" xmlns:wpi="http://schemas.microsoft.com/office/word/2010/wordprocessingInk" xmlns:wne="http://schemas.microsoft.com/office/word/2006/wordml" xmlns:wps="http://schemas.microsoft.com/office/word/2010/wordprocessingShape" mc:Ignorable="w14 w15 wp14">
-  <w:abstractNum w:abstractNumId="10" w15:restartNumberingAfterBreak="0">
+  <w:abstractNum w:abstractNumId="4" w15:restartNumberingAfterBreak="0">
     <w:multiLevelType w:val="hybridMultilevel"/>
     <w:lvl w:ilvl="0" w15:tentative="1">
       <w:start w:val="1"/>
@@ -1005,7 +989,7 @@
       </w:pPr>
     </w:lvl>
   </w:abstractNum>
-  <w:abstractNum w:abstractNumId="11" w15:restartNumberingAfterBreak="0">
+  <w:abstractNum w:abstractNumId="5" w15:restartNumberingAfterBreak="0">
     <w:multiLevelType w:val="hybridMultilevel"/>
     <w:lvl w:ilvl="0" w15:tentative="1">
       <w:start w:val="1"/>
@@ -1090,13 +1074,13 @@
     </w:lvl>
   </w:abstractNum>
   <w:num w:numId="1">
-    <w:abstractNumId w:val="10"/>
+    <w:abstractNumId w:val="4"/>
     <w:lvlOverride w:ilvl="0">
       <w:startOverride w:val="1"/>
     </w:lvlOverride>
   </w:num>
-  <w:num w:numId="12">
-    <w:abstractNumId w:val="11"/>
+  <w:num w:numId="6">
+    <w:abstractNumId w:val="5"/>
     <w:lvlOverride w:ilvl="0">
       <w:startOverride w:val="1"/>
     </w:lvlOverride>
